--- a/pr-preview/pr-450/correlation-regression-handout.docx
+++ b/pr-preview/pr-450/correlation-regression-handout.docx
@@ -15,7 +15,7 @@
         <w:pStyle w:val="Date"/>
       </w:pPr>
       <w:r>
-        <w:t xml:space="preserve">Last modified: 2026-10-22 21:53:37 (PDT)</w:t>
+        <w:t xml:space="preserve">Last modified: 2026-10-22 22:33:34 (PDT)</w:t>
       </w:r>
     </w:p>
     <w:p>

--- a/pr-preview/pr-450/correlation-regression-handout.docx
+++ b/pr-preview/pr-450/correlation-regression-handout.docx
@@ -15,7 +15,7 @@
         <w:pStyle w:val="Date"/>
       </w:pPr>
       <w:r>
-        <w:t xml:space="preserve">Last modified: 2026-10-22 22:33:34 (PDT)</w:t>
+        <w:t xml:space="preserve">Last modified: 2026-10-22 23:10:15 (PDT)</w:t>
       </w:r>
     </w:p>
     <w:p>

--- a/pr-preview/pr-450/correlation-regression-handout.docx
+++ b/pr-preview/pr-450/correlation-regression-handout.docx
@@ -15,7 +15,7 @@
         <w:pStyle w:val="Date"/>
       </w:pPr>
       <w:r>
-        <w:t xml:space="preserve">Last modified: 2026-10-22 23:10:15 (PDT)</w:t>
+        <w:t xml:space="preserve">Last modified: 2026-10-23 00:10:33 (PDT)</w:t>
       </w:r>
     </w:p>
     <w:p>
@@ -17495,7 +17495,7 @@
                   <m:nor/>
                   <m:sty m:val="p"/>
                 </m:rPr>
-                <m:t>(split the sum)</m:t>
+                <m:t>(distribute the sum over the terms)</m:t>
               </m:r>
             </m:e>
             <m:e>
@@ -18779,7 +18779,7 @@
                   <m:nor/>
                   <m:sty m:val="p"/>
                 </m:rPr>
-                <m:t>(split the sum)</m:t>
+                <m:t>(distribute the sum over the terms)</m:t>
               </m:r>
             </m:e>
             <m:e>
@@ -21816,7 +21816,7 @@
                   <m:nor/>
                   <m:sty m:val="p"/>
                 </m:rPr>
-                <m:t>(split the sum)</m:t>
+                <m:t>(distribute the sum over the terms)</m:t>
               </m:r>
             </m:e>
             <m:e>
@@ -27529,7 +27529,7 @@
                   <m:nor/>
                   <m:sty m:val="p"/>
                 </m:rPr>
-                <m:t>(split the sum)</m:t>
+                <m:t>(distribute the sum over the terms)</m:t>
               </m:r>
             </m:e>
             <m:e>
@@ -29128,7 +29128,7 @@
                   <m:nor/>
                   <m:sty m:val="p"/>
                 </m:rPr>
-                <m:t>(split the sum)</m:t>
+                <m:t>(distribute the sum over the terms)</m:t>
               </m:r>
             </m:e>
             <m:e>
